--- a/Отчет_НИР_Hangman.docx
+++ b/Отчет_НИР_Hangman.docx
@@ -2075,7 +2075,7 @@
           <w:sz w:val="28"/>
           <w:szCs w:val="28"/>
         </w:rPr>
-        <w:t>Перед сборкой программы из исходных текстов должна быть установлена среда MSYS2 с компилятором g++ (окружение UCRT64) и библиотека raylib, устанавливаемая пакетным менеджером командой pacman -S mingw-w64-ucrt-x86_64-raylib.</w:t>
+        <w:t>Код игры не содержит ничего специфичного для одной операционной системы — это обычный C++17 и вызовы raylib, поэтому программа собирается как на Windows, так и на Linux. Для сборки в каталоге проекта предусмотрен файл Makefile, который сам определяет операционную систему и подставляет нужный набор библиотек, поэтому в обоих случаях достаточно выполнить одну команду: make.</w:t>
       </w:r>
     </w:p>
     <w:p>
@@ -2093,7 +2093,7 @@
           <w:sz w:val="28"/>
           <w:szCs w:val="28"/>
         </w:rPr>
-        <w:t>Сборка выполняется из каталога проекта одной командой: g++ -O2 -std=c++17 main.cpp Game.cpp Words.cpp Hangman.cpp -o hangman.exe -lraylib. Предварительно в переменную PATH требуется добавить каталог компилятора C:\msys64\ucrt64\bin. Все файлы проекта находятся в одном каталоге, поэтому дополнительные пути к заголовочным файлам указывать не требуется, а в команде перечисляются только файлы с расширением .cpp.</w:t>
+        <w:t>На Windows должна быть установлена среда MSYS2 с компилятором g++ (окружение UCRT64) и библиотека raylib, устанавливаемая пакетным менеджером командой pacman -S mingw-w64-ucrt-x86_64-raylib. Перед сборкой в переменную PATH требуется добавить каталог компилятора C:\msys64\ucrt64\bin, после чего команда make выполняет g++ -O2 -std=c++17 main.cpp Game.cpp Words.cpp Hangman.cpp -o hangman.exe -lraylib.</w:t>
       </w:r>
     </w:p>
     <w:p>
@@ -2111,7 +2111,25 @@
           <w:sz w:val="28"/>
           <w:szCs w:val="28"/>
         </w:rPr>
-        <w:t>После завершения сборки программу можно запустить с помощью исполняемого файла hangman.exe. Рядом с ним должны находиться библиотеки libraylib.dll и glfw3.dll, а также libstdc++-6.dll и libgcc_s_seh-1.dll – последние две необходимы потому, что игра использует стандартный тип std::string для работы со словом и списком названных букв.</w:t>
+        <w:t>На Linux библиотека raylib версии 5.5 собирается из исходников и устанавливается в систему командами cmake --install и ldconfig; аналогичным способом ставятся заголовочные файлы X11, OpenGL и звуковой подсистемы, необходимые для сборки. После этого команда make собирает исполняемый файл без расширения, подставляя системные библиотеки: g++ -O2 -std=c++17 main.cpp Game.cpp Words.cpp Hangman.cpp -o hangman -lraylib -lGL -lm -lpthread -ldl -lrt -lX11. Сборка проверена в среде WSL с дистрибутивом Ubuntu: программа компилируется без единой правки исходного кода и запускается так же, как версия для Windows.</w:t>
+      </w:r>
+    </w:p>
+    <w:p>
+      <w:pPr>
+        <w:spacing w:line="360" w:lineRule="auto"/>
+        <w:ind w:firstLine="709"/>
+        <w:jc w:val="both"/>
+        <w:rPr>
+          <w:sz w:val="28"/>
+          <w:szCs w:val="28"/>
+        </w:rPr>
+      </w:pPr>
+      <w:r>
+        <w:rPr>
+          <w:sz w:val="28"/>
+          <w:szCs w:val="28"/>
+        </w:rPr>
+        <w:t>После завершения сборки программу можно запустить с помощью полученного исполняемого файла. На Windows рядом с ним должны находиться четыре библиотеки: libraylib.dll, glfw3.dll, libstdc++-6.dll и libgcc_s_seh-1.dll — последние две нужны из-за использования типа std::string. На Linux отдельные библиотеки рядом с исполняемым файлом не требуются: и raylib, и стандартная библиотека C++ являются частью системы и подключаются из неё.</w:t>
       </w:r>
     </w:p>
     <w:p>
